--- a/ESBC-AI_Project_Proposal.docx
+++ b/ESBC-AI_Project_Proposal.docx
@@ -159,6 +159,122 @@
               </w:rPr>
               <w:t xml:space="preserve">Farjana Ferdausi · AI &amp; ML Engineering Bootcamp, Module-27, Batch-6, Ostad · October 2026</w:t>
             </w:r>
+          </w:p>
+        </w:tc>
+      </w:tr>
+      <w:tr>
+        <w:tc>
+          <w:tcPr>
+            <w:tcW w:type="dxa" w:w="10146"/>
+            <w:gridSpan w:val="2"/>
+            <w:tcBorders>
+              <w:top w:val="none" w:color="FFFFFF" w:sz="0"/>
+              <w:left w:val="none" w:color="FFFFFF" w:sz="0"/>
+              <w:bottom w:val="none" w:color="FFFFFF" w:sz="0"/>
+              <w:right w:val="none" w:color="FFFFFF" w:sz="0"/>
+            </w:tcBorders>
+            <w:shd w:fill="061852" w:color="auto" w:val="clear"/>
+            <w:tcMar>
+              <w:top w:type="dxa" w:w="80"/>
+              <w:left w:type="dxa" w:w="180"/>
+              <w:bottom w:type="dxa" w:w="80"/>
+              <w:right w:type="dxa" w:w="160"/>
+            </w:tcMar>
+          </w:tcPr>
+          <w:p>
+            <w:pPr>
+              <w:spacing w:after="30"/>
+            </w:pPr>
+            <w:r>
+              <w:rPr>
+                <w:rFonts w:ascii="Arial" w:cs="Arial" w:eastAsia="Arial" w:hAnsi="Arial"/>
+                <w:b/>
+                <w:bCs/>
+                <w:color w:val="8FE6D0"/>
+                <w:spacing w:val="30"/>
+                <w:sz w:val="14"/>
+                <w:szCs w:val="14"/>
+              </w:rPr>
+              <w:t xml:space="preserve">WEBSITE   </w:t>
+            </w:r>
+            <w:hyperlink w:history="1" r:id="rIdahznqj6l96qujjftmrf3g">
+              <w:r>
+                <w:rPr>
+                  <w:rFonts w:ascii="Arial" w:cs="Arial" w:eastAsia="Arial" w:hAnsi="Arial"/>
+                  <w:b/>
+                  <w:bCs/>
+                  <w:color w:val="BFE6FF"/>
+                  <w:sz w:val="18"/>
+                  <w:szCs w:val="18"/>
+                  <w:u w:val="single"/>
+                </w:rPr>
+                <w:t xml:space="preserve">https://farjanaferdausi-cs50ai.github.io/ESBC-AI-Proposal/</w:t>
+              </w:r>
+            </w:hyperlink>
+          </w:p>
+          <w:p>
+            <w:pPr>
+              <w:spacing w:after="0"/>
+            </w:pPr>
+            <w:r>
+              <w:rPr>
+                <w:rFonts w:ascii="Arial" w:cs="Arial" w:eastAsia="Arial" w:hAnsi="Arial"/>
+                <w:b/>
+                <w:bCs/>
+                <w:color w:val="8FE6D0"/>
+                <w:spacing w:val="30"/>
+                <w:sz w:val="14"/>
+                <w:szCs w:val="14"/>
+              </w:rPr>
+              <w:t xml:space="preserve">REPOSITORY   </w:t>
+            </w:r>
+            <w:hyperlink w:history="1" r:id="rIdteboqmioksidw62dp5diy">
+              <w:r>
+                <w:rPr>
+                  <w:rFonts w:ascii="Arial" w:cs="Arial" w:eastAsia="Arial" w:hAnsi="Arial"/>
+                  <w:b w:val="false"/>
+                  <w:bCs w:val="false"/>
+                  <w:color w:val="BFE6FF"/>
+                  <w:sz w:val="15"/>
+                  <w:szCs w:val="15"/>
+                  <w:u w:val="single"/>
+                </w:rPr>
+                <w:t xml:space="preserve">github.com/farjanaferdausi-cs50ai/ESBC-AI-Proposal</w:t>
+              </w:r>
+            </w:hyperlink>
+            <w:r>
+              <w:rPr>
+                <w:sz w:val="14"/>
+                <w:szCs w:val="14"/>
+              </w:rPr>
+              <w:t xml:space="preserve">     </w:t>
+            </w:r>
+            <w:r>
+              <w:rPr>
+                <w:rFonts w:ascii="Arial" w:cs="Arial" w:eastAsia="Arial" w:hAnsi="Arial"/>
+                <w:b/>
+                <w:bCs/>
+                <w:color w:val="8FE6D0"/>
+                <w:spacing w:val="30"/>
+                <w:sz w:val="14"/>
+                <w:szCs w:val="14"/>
+              </w:rPr>
+              <w:t xml:space="preserve">GITHUB PROFILE   </w:t>
+            </w:r>
+            <w:hyperlink w:history="1" r:id="rId8ydhpnluj0l7yk4noc0ti">
+              <w:r>
+                <w:rPr>
+                  <w:rFonts w:ascii="Arial" w:cs="Arial" w:eastAsia="Arial" w:hAnsi="Arial"/>
+                  <w:b w:val="false"/>
+                  <w:bCs w:val="false"/>
+                  <w:color w:val="BFE6FF"/>
+                  <w:sz w:val="15"/>
+                  <w:szCs w:val="15"/>
+                  <w:u w:val="single"/>
+                </w:rPr>
+                <w:t xml:space="preserve">github.com/farjanaferdausi-cs50ai</w:t>
+              </w:r>
+            </w:hyperlink>
           </w:p>
         </w:tc>
       </w:tr>
